--- a/docs/04_UI_UX_Brief_NSS_VIIT_A.docx
+++ b/docs/04_UI_UX_Brief_NSS_VIIT_A.docx
@@ -1,17 +1,9 @@
 
 <file path=word/document.xml><?xml version="1.0" encoding="utf-8"?>
-<w:document xmlns:wpc="http://schemas.microsoft.com/office/word/2010/wordprocessingCanvas" xmlns:mo="http://schemas.microsoft.com/office/mac/office/2008/main" xmlns:mc="http://schemas.openxmlformats.org/markup-compatibility/2006" xmlns:mv="urn:schemas-microsoft-com:mac:vml" xmlns:o="urn:schemas-microsoft-com:office:office" xmlns:r="http://schemas.openxmlformats.org/officeDocument/2006/relationships" xmlns:m="http://schemas.openxmlformats.org/officeDocument/2006/math" xmlns:v="urn:schemas-microsoft-com:vml" xmlns:wp14="http://schemas.microsoft.com/office/word/2010/wordprocessingDrawing" xmlns:wp="http://schemas.openxmlformats.org/drawingml/2006/wordprocessingDrawing" xmlns:w10="urn:schemas-microsoft-com:office:word" xmlns:w="http://schemas.openxmlformats.org/wordprocessingml/2006/main" xmlns:w14="http://schemas.microsoft.com/office/word/2010/wordml" xmlns:wpg="http://schemas.microsoft.com/office/word/2010/wordprocessingGroup" xmlns:wpi="http://schemas.microsoft.com/office/word/2010/wordprocessingInk" xmlns:wne="http://schemas.microsoft.com/office/word/2006/wordml" xmlns:wps="http://schemas.microsoft.com/office/word/2010/wordprocessingShape" mc:Ignorable="w14 wp14">
+<w:document xmlns:w="http://schemas.openxmlformats.org/wordprocessingml/2006/main">
   <w:body>
     <w:p>
-      <w:pPr>
-        <w:spacing w:before="1200"/>
-      </w:pPr>
       <w:r>
-        <w:rPr>
-          <w:b/>
-          <w:color w:val="C3A66B"/>
-          <w:sz w:val="32"/>
-        </w:rPr>
         <w:t>NSS VIIT (A)</w:t>
       </w:r>
     </w:p>
@@ -25,11 +17,7 @@
     </w:p>
     <w:p>
       <w:r>
-        <w:rPr>
-          <w:color w:val="657067"/>
-          <w:sz w:val="24"/>
-        </w:rPr>
-        <w:t>Visual identity, extraordinary animation system, dashboards and accessibility standards</w:t>
+        <w:t>Visual identity, extraordinary animation system, dashboards and accessibility standards (Integrated with MY Bharat)</w:t>
       </w:r>
     </w:p>
     <w:p>
@@ -42,29 +30,22 @@
         <w:tblStyle w:val="TableGrid"/>
         <w:tblW w:type="auto" w:w="0"/>
         <w:jc w:val="center"/>
-        <w:tblLook w:firstColumn="1" w:firstRow="1" w:lastColumn="0" w:lastRow="0" w:noHBand="0" w:noVBand="1" w:val="04A0"/>
+        <w:tblLook w:firstRow="1" w:lastRow="0" w:firstColumn="1" w:lastColumn="0" w:noHBand="0" w:noVBand="1" w:val="04A0"/>
       </w:tblPr>
       <w:tblGrid>
-        <w:gridCol w:w="4997"/>
-        <w:gridCol w:w="4997"/>
+        <w:gridCol w:w="3000"/>
+        <w:gridCol w:w="6500"/>
       </w:tblGrid>
       <w:tr>
+        <w:trPr/>
         <w:tc>
           <w:tcPr>
-            <w:tcW w:type="dxa" w:w="4997"/>
-            <w:shd w:fill="1A3C29"/>
+            <w:tcW w:type="dxa" w:w="3000"/>
           </w:tcPr>
           <w:p>
-            <w:pPr>
-              <w:spacing w:after="40"/>
-            </w:pPr>
-            <w:r/>
             <w:r>
               <w:rPr>
-                <w:rFonts w:ascii="Aptos" w:hAnsi="Aptos"/>
                 <w:b/>
-                <w:color w:val="FFFFFF"/>
-                <w:sz w:val="16"/>
               </w:rPr>
               <w:t>Document control</w:t>
             </w:r>
@@ -72,20 +53,12 @@
         </w:tc>
         <w:tc>
           <w:tcPr>
-            <w:tcW w:type="dxa" w:w="4997"/>
-            <w:shd w:fill="1A3C29"/>
+            <w:tcW w:type="dxa" w:w="6500"/>
           </w:tcPr>
           <w:p>
-            <w:pPr>
-              <w:spacing w:after="40"/>
-            </w:pPr>
-            <w:r/>
             <w:r>
               <w:rPr>
-                <w:rFonts w:ascii="Aptos" w:hAnsi="Aptos"/>
                 <w:b/>
-                <w:color w:val="FFFFFF"/>
-                <w:sz w:val="16"/>
               </w:rPr>
               <w:t>Value</w:t>
             </w:r>
@@ -93,228 +66,121 @@
         </w:tc>
       </w:tr>
       <w:tr>
+        <w:trPr/>
         <w:tc>
           <w:tcPr>
-            <w:tcW w:type="dxa" w:w="4997"/>
-            <w:shd w:fill="F8F7F3"/>
+            <w:tcW w:type="dxa" w:w="3000"/>
           </w:tcPr>
           <w:p>
-            <w:pPr>
-              <w:spacing w:after="40"/>
-            </w:pPr>
-            <w:r/>
             <w:r>
-              <w:rPr>
-                <w:rFonts w:ascii="Aptos" w:hAnsi="Aptos"/>
-                <w:b w:val="0"/>
-                <w:color w:val="292D2A"/>
-                <w:sz w:val="16"/>
-              </w:rPr>
               <w:t>ID</w:t>
             </w:r>
           </w:p>
         </w:tc>
         <w:tc>
           <w:tcPr>
-            <w:tcW w:type="dxa" w:w="4997"/>
-            <w:shd w:fill="F8F7F3"/>
+            <w:tcW w:type="dxa" w:w="6500"/>
           </w:tcPr>
           <w:p>
-            <w:pPr>
-              <w:spacing w:after="40"/>
-            </w:pPr>
-            <w:r/>
             <w:r>
-              <w:rPr>
-                <w:rFonts w:ascii="Aptos" w:hAnsi="Aptos"/>
-                <w:b w:val="0"/>
-                <w:color w:val="292D2A"/>
-                <w:sz w:val="16"/>
-              </w:rPr>
               <w:t>DOC-04</w:t>
             </w:r>
           </w:p>
         </w:tc>
       </w:tr>
       <w:tr>
+        <w:trPr/>
         <w:tc>
           <w:tcPr>
-            <w:tcW w:type="dxa" w:w="4997"/>
+            <w:tcW w:type="dxa" w:w="3000"/>
           </w:tcPr>
           <w:p>
-            <w:pPr>
-              <w:spacing w:after="40"/>
-            </w:pPr>
-            <w:r/>
             <w:r>
-              <w:rPr>
-                <w:rFonts w:ascii="Aptos" w:hAnsi="Aptos"/>
-                <w:b w:val="0"/>
-                <w:color w:val="292D2A"/>
-                <w:sz w:val="16"/>
-              </w:rPr>
               <w:t>Version</w:t>
             </w:r>
           </w:p>
         </w:tc>
         <w:tc>
           <w:tcPr>
-            <w:tcW w:type="dxa" w:w="4997"/>
+            <w:tcW w:type="dxa" w:w="6500"/>
           </w:tcPr>
           <w:p>
-            <w:pPr>
-              <w:spacing w:after="40"/>
-            </w:pPr>
-            <w:r/>
             <w:r>
-              <w:rPr>
-                <w:rFonts w:ascii="Aptos" w:hAnsi="Aptos"/>
-                <w:b w:val="0"/>
-                <w:color w:val="292D2A"/>
-                <w:sz w:val="16"/>
-              </w:rPr>
-              <w:t>1.0 — planning baseline</w:t>
+              <w:t>2.0 — integrated baseline (with MY Bharat expansion)</w:t>
             </w:r>
           </w:p>
         </w:tc>
       </w:tr>
       <w:tr>
+        <w:trPr/>
         <w:tc>
           <w:tcPr>
-            <w:tcW w:type="dxa" w:w="4997"/>
-            <w:shd w:fill="F8F7F3"/>
+            <w:tcW w:type="dxa" w:w="3000"/>
           </w:tcPr>
           <w:p>
-            <w:pPr>
-              <w:spacing w:after="40"/>
-            </w:pPr>
-            <w:r/>
             <w:r>
-              <w:rPr>
-                <w:rFonts w:ascii="Aptos" w:hAnsi="Aptos"/>
-                <w:b w:val="0"/>
-                <w:color w:val="292D2A"/>
-                <w:sz w:val="16"/>
-              </w:rPr>
               <w:t>Project</w:t>
             </w:r>
           </w:p>
         </w:tc>
         <w:tc>
           <w:tcPr>
-            <w:tcW w:type="dxa" w:w="4997"/>
-            <w:shd w:fill="F8F7F3"/>
+            <w:tcW w:type="dxa" w:w="6500"/>
           </w:tcPr>
           <w:p>
-            <w:pPr>
-              <w:spacing w:after="40"/>
-            </w:pPr>
-            <w:r/>
             <w:r>
-              <w:rPr>
-                <w:rFonts w:ascii="Aptos" w:hAnsi="Aptos"/>
-                <w:b w:val="0"/>
-                <w:color w:val="292D2A"/>
-                <w:sz w:val="16"/>
-              </w:rPr>
               <w:t>NSS VIIT (A) — complete website and digital platform</w:t>
             </w:r>
           </w:p>
         </w:tc>
       </w:tr>
       <w:tr>
+        <w:trPr/>
         <w:tc>
           <w:tcPr>
-            <w:tcW w:type="dxa" w:w="4997"/>
+            <w:tcW w:type="dxa" w:w="3000"/>
           </w:tcPr>
           <w:p>
-            <w:pPr>
-              <w:spacing w:after="40"/>
-            </w:pPr>
-            <w:r/>
             <w:r>
-              <w:rPr>
-                <w:rFonts w:ascii="Aptos" w:hAnsi="Aptos"/>
-                <w:b w:val="0"/>
-                <w:color w:val="292D2A"/>
-                <w:sz w:val="16"/>
-              </w:rPr>
               <w:t>Status</w:t>
             </w:r>
           </w:p>
         </w:tc>
         <w:tc>
           <w:tcPr>
-            <w:tcW w:type="dxa" w:w="4997"/>
+            <w:tcW w:type="dxa" w:w="6500"/>
           </w:tcPr>
           <w:p>
-            <w:pPr>
-              <w:spacing w:after="40"/>
-            </w:pPr>
-            <w:r/>
             <w:r>
-              <w:rPr>
-                <w:rFonts w:ascii="Aptos" w:hAnsi="Aptos"/>
-                <w:b w:val="0"/>
-                <w:color w:val="292D2A"/>
-                <w:sz w:val="16"/>
-              </w:rPr>
               <w:t>Requirements baseline; not an implementation or testing claim</w:t>
             </w:r>
           </w:p>
         </w:tc>
       </w:tr>
       <w:tr>
+        <w:trPr/>
         <w:tc>
           <w:tcPr>
-            <w:tcW w:type="dxa" w:w="4997"/>
-            <w:shd w:fill="F8F7F3"/>
+            <w:tcW w:type="dxa" w:w="3000"/>
           </w:tcPr>
           <w:p>
-            <w:pPr>
-              <w:spacing w:after="40"/>
-            </w:pPr>
-            <w:r/>
             <w:r>
-              <w:rPr>
-                <w:rFonts w:ascii="Aptos" w:hAnsi="Aptos"/>
-                <w:b w:val="0"/>
-                <w:color w:val="292D2A"/>
-                <w:sz w:val="16"/>
-              </w:rPr>
               <w:t>Approval</w:t>
             </w:r>
           </w:p>
         </w:tc>
         <w:tc>
           <w:tcPr>
-            <w:tcW w:type="dxa" w:w="4997"/>
-            <w:shd w:fill="F8F7F3"/>
+            <w:tcW w:type="dxa" w:w="6500"/>
           </w:tcPr>
           <w:p>
-            <w:pPr>
-              <w:spacing w:after="40"/>
-            </w:pPr>
-            <w:r/>
             <w:r>
-              <w:rPr>
-                <w:rFonts w:ascii="Aptos" w:hAnsi="Aptos"/>
-                <w:b w:val="0"/>
-                <w:color w:val="292D2A"/>
-                <w:sz w:val="16"/>
-              </w:rPr>
               <w:t>Review by both primary NSS administrators and college-authorized authority where applicable</w:t>
             </w:r>
           </w:p>
         </w:tc>
       </w:tr>
     </w:tbl>
-    <w:p/>
-    <w:p>
-      <w:r>
-        <w:br w:type="page"/>
-      </w:r>
-    </w:p>
     <w:p>
       <w:pPr>
         <w:pStyle w:val="Heading1"/>
@@ -325,7 +191,7 @@
     </w:p>
     <w:p>
       <w:r>
-        <w:t>Create a premium editorial experience that feels warm, human, cinematic and institutionally credible. Memorability should come from typography, authentic imagery, layout rhythm and carefully art-directed motion—not excessive effects.</w:t>
+        <w:t>Create a premium editorial experience that feels warm, human, cinematic and institutionally credible. The platform celebrates NSS VIIT (A) as the primary identity while seamlessly featuring MY Bharat youth initiatives with dignity and distinction. Memorability flows from exquisite typography, authentic approved imagery, layout rhythm and art-directed purposeful motion.</w:t>
       </w:r>
     </w:p>
     <w:p>
@@ -341,29 +207,23 @@
         <w:tblStyle w:val="TableGrid"/>
         <w:tblW w:type="auto" w:w="0"/>
         <w:jc w:val="center"/>
-        <w:tblLook w:firstColumn="1" w:firstRow="1" w:lastColumn="0" w:lastRow="0" w:noHBand="0" w:noVBand="1" w:val="04A0"/>
+        <w:tblLook w:firstRow="1" w:lastRow="0" w:firstColumn="1" w:lastColumn="0" w:noHBand="0" w:noVBand="1" w:val="04A0"/>
       </w:tblPr>
       <w:tblGrid>
-        <w:gridCol w:w="4997"/>
-        <w:gridCol w:w="4997"/>
+        <w:gridCol w:w="2400"/>
+        <w:gridCol w:w="2600"/>
+        <w:gridCol w:w="4500"/>
       </w:tblGrid>
       <w:tr>
+        <w:trPr/>
         <w:tc>
           <w:tcPr>
-            <w:tcW w:type="dxa" w:w="4997"/>
-            <w:shd w:fill="1A3C29"/>
+            <w:tcW w:type="dxa" w:w="2400"/>
           </w:tcPr>
           <w:p>
-            <w:pPr>
-              <w:spacing w:after="40"/>
-            </w:pPr>
-            <w:r/>
             <w:r>
               <w:rPr>
-                <w:rFonts w:ascii="Aptos" w:hAnsi="Aptos"/>
                 <w:b/>
-                <w:color w:val="FFFFFF"/>
-                <w:sz w:val="16"/>
               </w:rPr>
               <w:t>Token</w:t>
             </w:r>
@@ -371,20 +231,25 @@
         </w:tc>
         <w:tc>
           <w:tcPr>
-            <w:tcW w:type="dxa" w:w="4997"/>
-            <w:shd w:fill="1A3C29"/>
+            <w:tcW w:type="dxa" w:w="2600"/>
           </w:tcPr>
           <w:p>
-            <w:pPr>
-              <w:spacing w:after="40"/>
-            </w:pPr>
-            <w:r/>
             <w:r>
               <w:rPr>
-                <w:rFonts w:ascii="Aptos" w:hAnsi="Aptos"/>
                 <w:b/>
-                <w:color w:val="FFFFFF"/>
-                <w:sz w:val="16"/>
+              </w:rPr>
+              <w:t>Value</w:t>
+            </w:r>
+          </w:p>
+        </w:tc>
+        <w:tc>
+          <w:tcPr>
+            <w:tcW w:type="dxa" w:w="4500"/>
+          </w:tcPr>
+          <w:p>
+            <w:r>
+              <w:rPr>
+                <w:b/>
               </w:rPr>
               <w:t>Guidance</w:t>
             </w:r>
@@ -392,351 +257,237 @@
         </w:tc>
       </w:tr>
       <w:tr>
+        <w:trPr/>
         <w:tc>
           <w:tcPr>
-            <w:tcW w:type="dxa" w:w="4997"/>
-            <w:shd w:fill="F8F7F3"/>
+            <w:tcW w:type="dxa" w:w="2400"/>
           </w:tcPr>
           <w:p>
-            <w:pPr>
-              <w:spacing w:after="40"/>
-            </w:pPr>
-            <w:r/>
             <w:r>
-              <w:rPr>
-                <w:rFonts w:ascii="Aptos" w:hAnsi="Aptos"/>
-                <w:b w:val="0"/>
-                <w:color w:val="292D2A"/>
-                <w:sz w:val="16"/>
-              </w:rPr>
-              <w:t>Warm ivory #F5F1E8</w:t>
+              <w:t>Warm ivory</w:t>
             </w:r>
           </w:p>
         </w:tc>
         <w:tc>
           <w:tcPr>
-            <w:tcW w:type="dxa" w:w="4997"/>
-            <w:shd w:fill="F8F7F3"/>
+            <w:tcW w:type="dxa" w:w="2600"/>
           </w:tcPr>
           <w:p>
-            <w:pPr>
-              <w:spacing w:after="40"/>
-            </w:pPr>
-            <w:r/>
             <w:r>
-              <w:rPr>
-                <w:rFonts w:ascii="Aptos" w:hAnsi="Aptos"/>
-                <w:b w:val="0"/>
-                <w:color w:val="292D2A"/>
-                <w:sz w:val="16"/>
-              </w:rPr>
+              <w:t>#F5F1E8</w:t>
+            </w:r>
+          </w:p>
+        </w:tc>
+        <w:tc>
+          <w:tcPr>
+            <w:tcW w:type="dxa" w:w="4500"/>
+          </w:tcPr>
+          <w:p>
+            <w:r>
               <w:t>Primary page background and editorial surfaces.</w:t>
             </w:r>
           </w:p>
         </w:tc>
       </w:tr>
       <w:tr>
+        <w:trPr/>
         <w:tc>
           <w:tcPr>
-            <w:tcW w:type="dxa" w:w="4997"/>
+            <w:tcW w:type="dxa" w:w="2400"/>
           </w:tcPr>
           <w:p>
-            <w:pPr>
-              <w:spacing w:after="40"/>
-            </w:pPr>
-            <w:r/>
             <w:r>
-              <w:rPr>
-                <w:rFonts w:ascii="Aptos" w:hAnsi="Aptos"/>
-                <w:b w:val="0"/>
-                <w:color w:val="292D2A"/>
-                <w:sz w:val="16"/>
-              </w:rPr>
-              <w:t>Forest green #1A3C29</w:t>
+              <w:t>Forest green</w:t>
             </w:r>
           </w:p>
         </w:tc>
         <w:tc>
           <w:tcPr>
-            <w:tcW w:type="dxa" w:w="4997"/>
+            <w:tcW w:type="dxa" w:w="2600"/>
           </w:tcPr>
           <w:p>
-            <w:pPr>
-              <w:spacing w:after="40"/>
-            </w:pPr>
-            <w:r/>
             <w:r>
-              <w:rPr>
-                <w:rFonts w:ascii="Aptos" w:hAnsi="Aptos"/>
-                <w:b w:val="0"/>
-                <w:color w:val="292D2A"/>
-                <w:sz w:val="16"/>
-              </w:rPr>
+              <w:t>#1A3C29</w:t>
+            </w:r>
+          </w:p>
+        </w:tc>
+        <w:tc>
+          <w:tcPr>
+            <w:tcW w:type="dxa" w:w="4500"/>
+          </w:tcPr>
+          <w:p>
+            <w:r>
               <w:t>Brand color, navigation emphasis and primary actions.</w:t>
             </w:r>
           </w:p>
         </w:tc>
       </w:tr>
       <w:tr>
+        <w:trPr/>
         <w:tc>
           <w:tcPr>
-            <w:tcW w:type="dxa" w:w="4997"/>
-            <w:shd w:fill="F8F7F3"/>
+            <w:tcW w:type="dxa" w:w="2400"/>
           </w:tcPr>
           <w:p>
-            <w:pPr>
-              <w:spacing w:after="40"/>
-            </w:pPr>
-            <w:r/>
             <w:r>
-              <w:rPr>
-                <w:rFonts w:ascii="Aptos" w:hAnsi="Aptos"/>
-                <w:b w:val="0"/>
-                <w:color w:val="292D2A"/>
-                <w:sz w:val="16"/>
-              </w:rPr>
-              <w:t>Champagne gold #C3A66B</w:t>
+              <w:t>Champagne gold</w:t>
             </w:r>
           </w:p>
         </w:tc>
         <w:tc>
           <w:tcPr>
-            <w:tcW w:type="dxa" w:w="4997"/>
-            <w:shd w:fill="F8F7F3"/>
+            <w:tcW w:type="dxa" w:w="2600"/>
           </w:tcPr>
           <w:p>
-            <w:pPr>
-              <w:spacing w:after="40"/>
-            </w:pPr>
-            <w:r/>
             <w:r>
-              <w:rPr>
-                <w:rFonts w:ascii="Aptos" w:hAnsi="Aptos"/>
-                <w:b w:val="0"/>
-                <w:color w:val="292D2A"/>
-                <w:sz w:val="16"/>
-              </w:rPr>
-              <w:t>Restrained accent for highlights, rules and details.</w:t>
+              <w:t>#C3A66B</w:t>
+            </w:r>
+          </w:p>
+        </w:tc>
+        <w:tc>
+          <w:tcPr>
+            <w:tcW w:type="dxa" w:w="4500"/>
+          </w:tcPr>
+          <w:p>
+            <w:r>
+              <w:t>Restrained accent for highlights, rules, borders and badges.</w:t>
             </w:r>
           </w:p>
         </w:tc>
       </w:tr>
       <w:tr>
+        <w:trPr/>
         <w:tc>
           <w:tcPr>
-            <w:tcW w:type="dxa" w:w="4997"/>
+            <w:tcW w:type="dxa" w:w="2400"/>
           </w:tcPr>
           <w:p>
-            <w:pPr>
-              <w:spacing w:after="40"/>
-            </w:pPr>
-            <w:r/>
             <w:r>
-              <w:rPr>
-                <w:rFonts w:ascii="Aptos" w:hAnsi="Aptos"/>
-                <w:b w:val="0"/>
-                <w:color w:val="292D2A"/>
-                <w:sz w:val="16"/>
-              </w:rPr>
-              <w:t>Charcoal #292D2A</w:t>
+              <w:t>Charcoal</w:t>
             </w:r>
           </w:p>
         </w:tc>
         <w:tc>
           <w:tcPr>
-            <w:tcW w:type="dxa" w:w="4997"/>
+            <w:tcW w:type="dxa" w:w="2600"/>
           </w:tcPr>
           <w:p>
-            <w:pPr>
-              <w:spacing w:after="40"/>
-            </w:pPr>
-            <w:r/>
             <w:r>
-              <w:rPr>
-                <w:rFonts w:ascii="Aptos" w:hAnsi="Aptos"/>
-                <w:b w:val="0"/>
-                <w:color w:val="292D2A"/>
-                <w:sz w:val="16"/>
-              </w:rPr>
+              <w:t>#292D2A</w:t>
+            </w:r>
+          </w:p>
+        </w:tc>
+        <w:tc>
+          <w:tcPr>
+            <w:tcW w:type="dxa" w:w="4500"/>
+          </w:tcPr>
+          <w:p>
+            <w:r>
               <w:t>Primary text and strong contrast.</w:t>
             </w:r>
           </w:p>
         </w:tc>
       </w:tr>
       <w:tr>
+        <w:trPr/>
         <w:tc>
           <w:tcPr>
-            <w:tcW w:type="dxa" w:w="4997"/>
-            <w:shd w:fill="F8F7F3"/>
+            <w:tcW w:type="dxa" w:w="2400"/>
           </w:tcPr>
           <w:p>
-            <w:pPr>
-              <w:spacing w:after="40"/>
-            </w:pPr>
-            <w:r/>
             <w:r>
-              <w:rPr>
-                <w:rFonts w:ascii="Aptos" w:hAnsi="Aptos"/>
-                <w:b w:val="0"/>
-                <w:color w:val="292D2A"/>
-                <w:sz w:val="16"/>
-              </w:rPr>
-              <w:t>White cards #FFFFFF</w:t>
+              <w:t>White cards</w:t>
             </w:r>
           </w:p>
         </w:tc>
         <w:tc>
           <w:tcPr>
-            <w:tcW w:type="dxa" w:w="4997"/>
-            <w:shd w:fill="F8F7F3"/>
+            <w:tcW w:type="dxa" w:w="2600"/>
           </w:tcPr>
           <w:p>
-            <w:pPr>
-              <w:spacing w:after="40"/>
-            </w:pPr>
-            <w:r/>
             <w:r>
-              <w:rPr>
-                <w:rFonts w:ascii="Aptos" w:hAnsi="Aptos"/>
-                <w:b w:val="0"/>
-                <w:color w:val="292D2A"/>
-                <w:sz w:val="16"/>
-              </w:rPr>
+              <w:t>#FFFFFF</w:t>
+            </w:r>
+          </w:p>
+        </w:tc>
+        <w:tc>
+          <w:tcPr>
+            <w:tcW w:type="dxa" w:w="4500"/>
+          </w:tcPr>
+          <w:p>
+            <w:r>
               <w:t>Forms, dashboards and content surfaces.</w:t>
             </w:r>
           </w:p>
         </w:tc>
       </w:tr>
       <w:tr>
+        <w:trPr/>
         <w:tc>
           <w:tcPr>
-            <w:tcW w:type="dxa" w:w="4997"/>
+            <w:tcW w:type="dxa" w:w="2400"/>
           </w:tcPr>
           <w:p>
-            <w:pPr>
-              <w:spacing w:after="40"/>
-            </w:pPr>
-            <w:r/>
             <w:r>
-              <w:rPr>
-                <w:rFonts w:ascii="Aptos" w:hAnsi="Aptos"/>
-                <w:b w:val="0"/>
-                <w:color w:val="292D2A"/>
-                <w:sz w:val="16"/>
-              </w:rPr>
               <w:t>Typography</w:t>
             </w:r>
           </w:p>
         </w:tc>
         <w:tc>
           <w:tcPr>
-            <w:tcW w:type="dxa" w:w="4997"/>
+            <w:tcW w:type="dxa" w:w="2600"/>
           </w:tcPr>
           <w:p>
-            <w:pPr>
-              <w:spacing w:after="40"/>
-            </w:pPr>
-            <w:r/>
             <w:r>
-              <w:rPr>
-                <w:rFonts w:ascii="Aptos" w:hAnsi="Aptos"/>
-                <w:b w:val="0"/>
-                <w:color w:val="292D2A"/>
-                <w:sz w:val="16"/>
-              </w:rPr>
-              <w:t>Editorial serif headings with clear sans-serif body/UI font.</w:t>
+              <w:t>Editorial serif headings (Playfair/Georgia) + sans-serif body (Inter/system-ui).</w:t>
+            </w:r>
+          </w:p>
+        </w:tc>
+        <w:tc>
+          <w:tcPr>
+            <w:tcW w:type="dxa" w:w="4500"/>
+          </w:tcPr>
+          <w:p>
+            <w:r>
+              <w:t>Clear editorial rhythm with robust legibility.</w:t>
             </w:r>
           </w:p>
         </w:tc>
       </w:tr>
       <w:tr>
+        <w:trPr/>
         <w:tc>
           <w:tcPr>
-            <w:tcW w:type="dxa" w:w="4997"/>
-            <w:shd w:fill="F8F7F3"/>
+            <w:tcW w:type="dxa" w:w="2400"/>
           </w:tcPr>
           <w:p>
-            <w:pPr>
-              <w:spacing w:after="40"/>
-            </w:pPr>
-            <w:r/>
             <w:r>
-              <w:rPr>
-                <w:rFonts w:ascii="Aptos" w:hAnsi="Aptos"/>
-                <w:b w:val="0"/>
-                <w:color w:val="292D2A"/>
-                <w:sz w:val="16"/>
-              </w:rPr>
-              <w:t>Spacing</w:t>
+              <w:t>Badges &amp; Affiliation</w:t>
             </w:r>
           </w:p>
         </w:tc>
         <w:tc>
           <w:tcPr>
-            <w:tcW w:type="dxa" w:w="4997"/>
-            <w:shd w:fill="F8F7F3"/>
+            <w:tcW w:type="dxa" w:w="2600"/>
           </w:tcPr>
           <w:p>
-            <w:pPr>
-              <w:spacing w:after="40"/>
-            </w:pPr>
-            <w:r/>
             <w:r>
-              <w:rPr>
-                <w:rFonts w:ascii="Aptos" w:hAnsi="Aptos"/>
-                <w:b w:val="0"/>
-                <w:color w:val="292D2A"/>
-                <w:sz w:val="16"/>
-              </w:rPr>
-              <w:t>Generous public editorial whitespace; orderly dense dashboard grids.</w:t>
-            </w:r>
-          </w:p>
-        </w:tc>
-      </w:tr>
-      <w:tr>
-        <w:tc>
-          <w:tcPr>
-            <w:tcW w:type="dxa" w:w="4997"/>
-          </w:tcPr>
-          <w:p>
-            <w:pPr>
-              <w:spacing w:after="40"/>
-            </w:pPr>
-            <w:r/>
-            <w:r>
-              <w:rPr>
-                <w:rFonts w:ascii="Aptos" w:hAnsi="Aptos"/>
-                <w:b w:val="0"/>
-                <w:color w:val="292D2A"/>
-                <w:sz w:val="16"/>
-              </w:rPr>
-              <w:t>Surfaces</w:t>
+              <w:t>Contextual pill badges</w:t>
             </w:r>
           </w:p>
         </w:tc>
         <w:tc>
           <w:tcPr>
-            <w:tcW w:type="dxa" w:w="4997"/>
+            <w:tcW w:type="dxa" w:w="4500"/>
           </w:tcPr>
           <w:p>
-            <w:pPr>
-              <w:spacing w:after="40"/>
-            </w:pPr>
-            <w:r/>
             <w:r>
-              <w:rPr>
-                <w:rFonts w:ascii="Aptos" w:hAnsi="Aptos"/>
-                <w:b w:val="0"/>
-                <w:color w:val="292D2A"/>
-                <w:sz w:val="16"/>
-              </w:rPr>
-              <w:t>Moderate radius, restrained shadows; avoid excessive glassmorphism and decorative gradients.</w:t>
+              <w:t>NSS (Forest/Ivory), MY Bharat (Gold/Navy accent), Joint (Dual accent).</w:t>
             </w:r>
           </w:p>
         </w:tc>
       </w:tr>
     </w:tbl>
-    <w:p/>
     <w:p>
       <w:pPr>
         <w:pStyle w:val="Heading1"/>
@@ -747,7 +498,7 @@
     </w:p>
     <w:p>
       <w:pPr>
-        <w:pStyle w:val="Heading1"/>
+        <w:pStyle w:val="Heading2"/>
       </w:pPr>
       <w:r>
         <w:t>3.1 Header and navigation</w:t>
@@ -756,99 +507,105 @@
     <w:p>
       <w:pPr>
         <w:pStyle w:val="ListBullet"/>
-        <w:spacing w:after="40"/>
       </w:pPr>
       <w:r>
-        <w:t>Compact sticky desktop header around 76–84 px with approved official logos proportionally aligned with “NSS VIIT (A)”.</w:t>
+        <w:t>Compact sticky header (76-84 px) with official NSS and college logos aligned proportionally with 'NSS VIIT (A)'.</w:t>
       </w:r>
     </w:p>
     <w:p>
       <w:pPr>
         <w:pStyle w:val="ListBullet"/>
-        <w:spacing w:after="40"/>
       </w:pPr>
       <w:r>
-        <w:t>Never redraw, recolor, stretch or crop official logos.</w:t>
+        <w:t>Never redraw, recolor, stretch or crop official emblems.</w:t>
       </w:r>
     </w:p>
     <w:p>
       <w:pPr>
         <w:pStyle w:val="ListBullet"/>
-        <w:spacing w:after="40"/>
       </w:pPr>
       <w:r>
-        <w:t>Desktop nav: Home, Our Team, Events, Gallery and Menu. Menu opens a two-panel drawer; mobile uses a simple single-column expandable drawer.</w:t>
+        <w:t>Desktop navigation: Home, About NSS, MY Bharat (dedicated page), Events, Gallery, Our Team, and Menu drawer toggle.</w:t>
       </w:r>
     </w:p>
     <w:p>
       <w:pPr>
         <w:pStyle w:val="ListBullet"/>
-        <w:spacing w:after="40"/>
       </w:pPr>
       <w:r>
-        <w:t>Drawer supports Escape, backdrop close, focus management and body scroll lock; prevent content jumps.</w:t>
+        <w:t>Drawer supports Escape key, backdrop dismiss, focus management and body scroll lock without layout shift.</w:t>
       </w:r>
     </w:p>
     <w:p>
       <w:pPr>
-        <w:pStyle w:val="Heading1"/>
+        <w:pStyle w:val="Heading2"/>
       </w:pPr>
       <w:r>
-        <w:t>3.2 Hero and homepage</w:t>
+        <w:t>3.2 Hero and homepage order</w:t>
       </w:r>
     </w:p>
     <w:p>
       <w:pPr>
         <w:pStyle w:val="ListBullet"/>
-        <w:spacing w:after="40"/>
       </w:pPr>
       <w:r>
-        <w:t>Headline: “Not Me, But You.”</w:t>
+        <w:t>Hero headline: 'Not Me, But You.'</w:t>
       </w:r>
     </w:p>
     <w:p>
       <w:pPr>
         <w:pStyle w:val="ListBullet"/>
-        <w:spacing w:after="40"/>
       </w:pPr>
       <w:r>
-        <w:t>Supporting copy: “Students coming together to serve communities, take collective action, and create meaningful change.”</w:t>
+        <w:t>Supporting copy: 'Students coming together to serve communities, take collective action, and create meaningful change.'</w:t>
       </w:r>
     </w:p>
     <w:p>
       <w:pPr>
         <w:pStyle w:val="ListBullet"/>
-        <w:spacing w:after="40"/>
       </w:pPr>
       <w:r>
-        <w:t>CTAs: Explore Activities and Discover Our Mission.</w:t>
+        <w:t>Primary CTAs: 'Explore Activities' and 'Discover Our Mission'.</w:t>
       </w:r>
     </w:p>
     <w:p>
       <w:pPr>
         <w:pStyle w:val="ListBullet"/>
-        <w:spacing w:after="40"/>
       </w:pPr>
       <w:r>
-        <w:t>Use authentic approved NSS photography with responsive focal-point cropping.</w:t>
+        <w:t>Homepage exact section sequence:</w:t>
       </w:r>
     </w:p>
     <w:p>
       <w:pPr>
         <w:pStyle w:val="ListBullet"/>
-        <w:spacing w:after="40"/>
       </w:pPr>
       <w:r>
-        <w:t>Homepage order: About, featured events, activities/impact, gallery, Core Team, announcements, volunteer CTA, contact/footer.</w:t>
+        <w:t>1. Hero Carousel -&gt; 2. About NSS -&gt; 3. Featured Events (NSS &amp; MY Bharat) -&gt; 4. Activities &amp; Impact -&gt; 5. Gallery -&gt; 6. Core Team Highlight -&gt; 7. Announcements -&gt; 8. Volunteer CTA (closed state) -&gt; 9. Contact &amp; Footer.</w:t>
+      </w:r>
+    </w:p>
+    <w:p>
+      <w:pPr>
+        <w:pStyle w:val="Heading2"/>
+      </w:pPr>
+      <w:r>
+        <w:t>3.3 Dedicated MY Bharat section (/my-bharat)</w:t>
       </w:r>
     </w:p>
     <w:p>
       <w:pPr>
         <w:pStyle w:val="ListBullet"/>
-        <w:spacing w:after="40"/>
       </w:pPr>
       <w:r>
-        <w:t>Show only verified impact numbers; hide missing/unapproved metrics.</w:t>
+        <w:t>Dedicated visual landing within the primary NSS VIIT (A) brand framework.</w:t>
+      </w:r>
+    </w:p>
+    <w:p>
+      <w:pPr>
+        <w:pStyle w:val="ListBullet"/>
+      </w:pPr>
+      <w:r>
+        <w:t>Features: national vision linkage, cell leadership, pillar cards (Youth Engagement, Skill Building, Community Missions), and active cell initiatives feed.</w:t>
       </w:r>
     </w:p>
     <w:p>
@@ -859,40 +616,28 @@
         <w:t>4. Extraordinary animation direction</w:t>
       </w:r>
     </w:p>
-    <w:p>
-      <w:r>
-        <w:t>Animation should be art-directed, consistent and purposeful. It should feel premium without slowing content, harming accessibility or distracting from service work.</w:t>
-      </w:r>
-    </w:p>
     <w:tbl>
       <w:tblPr>
         <w:tblStyle w:val="TableGrid"/>
         <w:tblW w:type="auto" w:w="0"/>
         <w:jc w:val="center"/>
-        <w:tblLook w:firstColumn="1" w:firstRow="1" w:lastColumn="0" w:lastRow="0" w:noHBand="0" w:noVBand="1" w:val="04A0"/>
+        <w:tblLook w:firstRow="1" w:lastRow="0" w:firstColumn="1" w:lastColumn="0" w:noHBand="0" w:noVBand="1" w:val="04A0"/>
       </w:tblPr>
       <w:tblGrid>
-        <w:gridCol w:w="3331"/>
-        <w:gridCol w:w="3331"/>
-        <w:gridCol w:w="3331"/>
+        <w:gridCol w:w="2200"/>
+        <w:gridCol w:w="3600"/>
+        <w:gridCol w:w="3700"/>
       </w:tblGrid>
       <w:tr>
+        <w:trPr/>
         <w:tc>
           <w:tcPr>
-            <w:tcW w:type="dxa" w:w="3331"/>
-            <w:shd w:fill="1A3C29"/>
+            <w:tcW w:type="dxa" w:w="2200"/>
           </w:tcPr>
           <w:p>
-            <w:pPr>
-              <w:spacing w:after="40"/>
-            </w:pPr>
-            <w:r/>
             <w:r>
               <w:rPr>
-                <w:rFonts w:ascii="Aptos" w:hAnsi="Aptos"/>
                 <w:b/>
-                <w:color w:val="FFFFFF"/>
-                <w:sz w:val="16"/>
               </w:rPr>
               <w:t>Pattern</w:t>
             </w:r>
@@ -900,20 +645,12 @@
         </w:tc>
         <w:tc>
           <w:tcPr>
-            <w:tcW w:type="dxa" w:w="3331"/>
-            <w:shd w:fill="1A3C29"/>
+            <w:tcW w:type="dxa" w:w="3600"/>
           </w:tcPr>
           <w:p>
-            <w:pPr>
-              <w:spacing w:after="40"/>
-            </w:pPr>
-            <w:r/>
             <w:r>
               <w:rPr>
-                <w:rFonts w:ascii="Aptos" w:hAnsi="Aptos"/>
                 <w:b/>
-                <w:color w:val="FFFFFF"/>
-                <w:sz w:val="16"/>
               </w:rPr>
               <w:t>Visual behavior</w:t>
             </w:r>
@@ -921,20 +658,12 @@
         </w:tc>
         <w:tc>
           <w:tcPr>
-            <w:tcW w:type="dxa" w:w="3331"/>
-            <w:shd w:fill="1A3C29"/>
+            <w:tcW w:type="dxa" w:w="3700"/>
           </w:tcPr>
           <w:p>
-            <w:pPr>
-              <w:spacing w:after="40"/>
-            </w:pPr>
-            <w:r/>
             <w:r>
               <w:rPr>
-                <w:rFonts w:ascii="Aptos" w:hAnsi="Aptos"/>
                 <w:b/>
-                <w:color w:val="FFFFFF"/>
-                <w:sz w:val="16"/>
               </w:rPr>
               <w:t>Rules</w:t>
             </w:r>
@@ -942,580 +671,237 @@
         </w:tc>
       </w:tr>
       <w:tr>
+        <w:trPr/>
         <w:tc>
           <w:tcPr>
-            <w:tcW w:type="dxa" w:w="3331"/>
-            <w:shd w:fill="F8F7F3"/>
+            <w:tcW w:type="dxa" w:w="2200"/>
           </w:tcPr>
           <w:p>
-            <w:pPr>
-              <w:spacing w:after="40"/>
-            </w:pPr>
-            <w:r/>
             <w:r>
-              <w:rPr>
-                <w:rFonts w:ascii="Aptos" w:hAnsi="Aptos"/>
-                <w:b w:val="0"/>
-                <w:color w:val="292D2A"/>
-                <w:sz w:val="16"/>
-              </w:rPr>
               <w:t>Hero transition</w:t>
             </w:r>
           </w:p>
         </w:tc>
         <w:tc>
           <w:tcPr>
-            <w:tcW w:type="dxa" w:w="3331"/>
-            <w:shd w:fill="F8F7F3"/>
+            <w:tcW w:type="dxa" w:w="3600"/>
           </w:tcPr>
           <w:p>
-            <w:pPr>
-              <w:spacing w:after="40"/>
-            </w:pPr>
-            <w:r/>
             <w:r>
-              <w:rPr>
-                <w:rFonts w:ascii="Aptos" w:hAnsi="Aptos"/>
-                <w:b w:val="0"/>
-                <w:color w:val="292D2A"/>
-                <w:sz w:val="16"/>
-              </w:rPr>
-              <w:t>Cinematic crossfade with restrained directional reveal/mask; short text stagger.</w:t>
+              <w:t>Cinematic crossfade with restrained directional reveal; short text stagger.</w:t>
             </w:r>
           </w:p>
         </w:tc>
         <w:tc>
           <w:tcPr>
-            <w:tcW w:type="dxa" w:w="3331"/>
-            <w:shd w:fill="F8F7F3"/>
+            <w:tcW w:type="dxa" w:w="3700"/>
           </w:tcPr>
           <w:p>
-            <w:pPr>
-              <w:spacing w:after="40"/>
-            </w:pPr>
-            <w:r/>
             <w:r>
-              <w:rPr>
-                <w:rFonts w:ascii="Aptos" w:hAnsi="Aptos"/>
-                <w:b w:val="0"/>
-                <w:color w:val="292D2A"/>
-                <w:sz w:val="16"/>
-              </w:rPr>
-              <w:t>Pause/manual controls; no rapid rotation; reduced-motion alternative.</w:t>
+              <w:t>Pause/manual controls; no rapid auto-advance; reduced-motion alternative.</w:t>
             </w:r>
           </w:p>
         </w:tc>
       </w:tr>
       <w:tr>
+        <w:trPr/>
         <w:tc>
           <w:tcPr>
-            <w:tcW w:type="dxa" w:w="3331"/>
+            <w:tcW w:type="dxa" w:w="2200"/>
           </w:tcPr>
           <w:p>
-            <w:pPr>
-              <w:spacing w:after="40"/>
-            </w:pPr>
-            <w:r/>
             <w:r>
-              <w:rPr>
-                <w:rFonts w:ascii="Aptos" w:hAnsi="Aptos"/>
-                <w:b w:val="0"/>
-                <w:color w:val="292D2A"/>
-                <w:sz w:val="16"/>
-              </w:rPr>
               <w:t>Editorial reveal</w:t>
             </w:r>
           </w:p>
         </w:tc>
         <w:tc>
           <w:tcPr>
-            <w:tcW w:type="dxa" w:w="3331"/>
+            <w:tcW w:type="dxa" w:w="3600"/>
           </w:tcPr>
           <w:p>
-            <w:pPr>
-              <w:spacing w:after="40"/>
-            </w:pPr>
-            <w:r/>
             <w:r>
-              <w:rPr>
-                <w:rFonts w:ascii="Aptos" w:hAnsi="Aptos"/>
-                <w:b w:val="0"/>
-                <w:color w:val="292D2A"/>
-                <w:sz w:val="16"/>
-              </w:rPr>
               <w:t>Opacity + small vertical shift as sections enter view.</w:t>
             </w:r>
           </w:p>
         </w:tc>
         <w:tc>
           <w:tcPr>
-            <w:tcW w:type="dxa" w:w="3331"/>
+            <w:tcW w:type="dxa" w:w="3700"/>
           </w:tcPr>
           <w:p>
-            <w:pPr>
-              <w:spacing w:after="40"/>
-            </w:pPr>
-            <w:r/>
             <w:r>
-              <w:rPr>
-                <w:rFonts w:ascii="Aptos" w:hAnsi="Aptos"/>
-                <w:b w:val="0"/>
-                <w:color w:val="292D2A"/>
-                <w:sz w:val="16"/>
-              </w:rPr>
-              <w:t>Restrained, one-time; content must not depend on animation completing.</w:t>
+              <w:t>Restrained, one-time; content never depends on motion completion.</w:t>
             </w:r>
           </w:p>
         </w:tc>
       </w:tr>
       <w:tr>
+        <w:trPr/>
         <w:tc>
           <w:tcPr>
-            <w:tcW w:type="dxa" w:w="3331"/>
-            <w:shd w:fill="F8F7F3"/>
+            <w:tcW w:type="dxa" w:w="2200"/>
           </w:tcPr>
           <w:p>
-            <w:pPr>
-              <w:spacing w:after="40"/>
-            </w:pPr>
-            <w:r/>
             <w:r>
-              <w:rPr>
-                <w:rFonts w:ascii="Aptos" w:hAnsi="Aptos"/>
-                <w:b w:val="0"/>
-                <w:color w:val="292D2A"/>
-                <w:sz w:val="16"/>
-              </w:rPr>
               <w:t>Subtle parallax</w:t>
             </w:r>
           </w:p>
         </w:tc>
         <w:tc>
           <w:tcPr>
-            <w:tcW w:type="dxa" w:w="3331"/>
-            <w:shd w:fill="F8F7F3"/>
+            <w:tcW w:type="dxa" w:w="3600"/>
           </w:tcPr>
           <w:p>
-            <w:pPr>
-              <w:spacing w:after="40"/>
-            </w:pPr>
-            <w:r/>
             <w:r>
-              <w:rPr>
-                <w:rFonts w:ascii="Aptos" w:hAnsi="Aptos"/>
-                <w:b w:val="0"/>
-                <w:color w:val="292D2A"/>
-                <w:sz w:val="16"/>
-              </w:rPr>
               <w:t>Very slight depth movement in hero layers.</w:t>
             </w:r>
           </w:p>
         </w:tc>
         <w:tc>
           <w:tcPr>
-            <w:tcW w:type="dxa" w:w="3331"/>
-            <w:shd w:fill="F8F7F3"/>
+            <w:tcW w:type="dxa" w:w="3700"/>
           </w:tcPr>
           <w:p>
-            <w:pPr>
-              <w:spacing w:after="40"/>
-            </w:pPr>
-            <w:r/>
             <w:r>
-              <w:rPr>
-                <w:rFonts w:ascii="Aptos" w:hAnsi="Aptos"/>
-                <w:b w:val="0"/>
-                <w:color w:val="292D2A"/>
-                <w:sz w:val="16"/>
-              </w:rPr>
-              <w:t>Optional; disable for reduced-motion and constrained devices.</w:t>
+              <w:t>Optional; disable on low-power devices and reduced-motion.</w:t>
             </w:r>
           </w:p>
         </w:tc>
       </w:tr>
       <w:tr>
+        <w:trPr/>
         <w:tc>
           <w:tcPr>
-            <w:tcW w:type="dxa" w:w="3331"/>
+            <w:tcW w:type="dxa" w:w="2200"/>
           </w:tcPr>
           <w:p>
-            <w:pPr>
-              <w:spacing w:after="40"/>
-            </w:pPr>
-            <w:r/>
             <w:r>
-              <w:rPr>
-                <w:rFonts w:ascii="Aptos" w:hAnsi="Aptos"/>
-                <w:b w:val="0"/>
-                <w:color w:val="292D2A"/>
-                <w:sz w:val="16"/>
-              </w:rPr>
               <w:t>Card interaction</w:t>
             </w:r>
           </w:p>
         </w:tc>
         <w:tc>
           <w:tcPr>
-            <w:tcW w:type="dxa" w:w="3331"/>
+            <w:tcW w:type="dxa" w:w="3600"/>
           </w:tcPr>
           <w:p>
-            <w:pPr>
-              <w:spacing w:after="40"/>
-            </w:pPr>
-            <w:r/>
             <w:r>
-              <w:rPr>
-                <w:rFonts w:ascii="Aptos" w:hAnsi="Aptos"/>
-                <w:b w:val="0"/>
-                <w:color w:val="292D2A"/>
-                <w:sz w:val="16"/>
-              </w:rPr>
-              <w:t>Small elevation or accent-border shift.</w:t>
+              <w:t>Small elevation or gold accent-border shift on hover/focus.</w:t>
             </w:r>
           </w:p>
         </w:tc>
         <w:tc>
           <w:tcPr>
-            <w:tcW w:type="dxa" w:w="3331"/>
+            <w:tcW w:type="dxa" w:w="3700"/>
           </w:tcPr>
           <w:p>
-            <w:pPr>
-              <w:spacing w:after="40"/>
-            </w:pPr>
-            <w:r/>
             <w:r>
-              <w:rPr>
-                <w:rFonts w:ascii="Aptos" w:hAnsi="Aptos"/>
-                <w:b w:val="0"/>
-                <w:color w:val="292D2A"/>
-                <w:sz w:val="16"/>
-              </w:rPr>
-              <w:t>No hover-only information; keyboard focus equivalent.</w:t>
+              <w:t>No hover-only information; full keyboard focus parity.</w:t>
             </w:r>
           </w:p>
         </w:tc>
       </w:tr>
       <w:tr>
+        <w:trPr/>
         <w:tc>
           <w:tcPr>
-            <w:tcW w:type="dxa" w:w="3331"/>
-            <w:shd w:fill="F8F7F3"/>
+            <w:tcW w:type="dxa" w:w="2200"/>
           </w:tcPr>
           <w:p>
-            <w:pPr>
-              <w:spacing w:after="40"/>
-            </w:pPr>
-            <w:r/>
             <w:r>
-              <w:rPr>
-                <w:rFonts w:ascii="Aptos" w:hAnsi="Aptos"/>
-                <w:b w:val="0"/>
-                <w:color w:val="292D2A"/>
-                <w:sz w:val="16"/>
-              </w:rPr>
               <w:t>Navigation drawer</w:t>
             </w:r>
           </w:p>
         </w:tc>
         <w:tc>
           <w:tcPr>
-            <w:tcW w:type="dxa" w:w="3331"/>
-            <w:shd w:fill="F8F7F3"/>
+            <w:tcW w:type="dxa" w:w="3600"/>
           </w:tcPr>
           <w:p>
-            <w:pPr>
-              <w:spacing w:after="40"/>
-            </w:pPr>
-            <w:r/>
             <w:r>
-              <w:rPr>
-                <w:rFonts w:ascii="Aptos" w:hAnsi="Aptos"/>
-                <w:b w:val="0"/>
-                <w:color w:val="292D2A"/>
-                <w:sz w:val="16"/>
-              </w:rPr>
               <w:t>Smooth opacity/translate with backdrop blur.</w:t>
             </w:r>
           </w:p>
         </w:tc>
         <w:tc>
           <w:tcPr>
-            <w:tcW w:type="dxa" w:w="3331"/>
-            <w:shd w:fill="F8F7F3"/>
+            <w:tcW w:type="dxa" w:w="3700"/>
           </w:tcPr>
           <w:p>
-            <w:pPr>
-              <w:spacing w:after="40"/>
-            </w:pPr>
-            <w:r/>
             <w:r>
-              <w:rPr>
-                <w:rFonts w:ascii="Aptos" w:hAnsi="Aptos"/>
-                <w:b w:val="0"/>
-                <w:color w:val="292D2A"/>
-                <w:sz w:val="16"/>
-              </w:rPr>
-              <w:t>Short duration; correct focus management and Escape handling.</w:t>
+              <w:t>Short duration (&lt;280ms); focus trap and Escape listener.</w:t>
             </w:r>
           </w:p>
         </w:tc>
       </w:tr>
       <w:tr>
+        <w:trPr/>
         <w:tc>
           <w:tcPr>
-            <w:tcW w:type="dxa" w:w="3331"/>
+            <w:tcW w:type="dxa" w:w="2200"/>
           </w:tcPr>
           <w:p>
-            <w:pPr>
-              <w:spacing w:after="40"/>
-            </w:pPr>
-            <w:r/>
             <w:r>
-              <w:rPr>
-                <w:rFonts w:ascii="Aptos" w:hAnsi="Aptos"/>
-                <w:b w:val="0"/>
-                <w:color w:val="292D2A"/>
-                <w:sz w:val="16"/>
-              </w:rPr>
-              <w:t>Metric/progress</w:t>
+              <w:t>Metric / Progress</w:t>
             </w:r>
           </w:p>
         </w:tc>
         <w:tc>
           <w:tcPr>
-            <w:tcW w:type="dxa" w:w="3331"/>
+            <w:tcW w:type="dxa" w:w="3600"/>
           </w:tcPr>
           <w:p>
-            <w:pPr>
-              <w:spacing w:after="40"/>
-            </w:pPr>
-            <w:r/>
             <w:r>
-              <w:rPr>
-                <w:rFonts w:ascii="Aptos" w:hAnsi="Aptos"/>
-                <w:b w:val="0"/>
-                <w:color w:val="292D2A"/>
-                <w:sz w:val="16"/>
-              </w:rPr>
-              <w:t>Animate only after verified value loads.</w:t>
+              <w:t>Count-up animation only after verified data loads.</w:t>
             </w:r>
           </w:p>
         </w:tc>
         <w:tc>
           <w:tcPr>
-            <w:tcW w:type="dxa" w:w="3331"/>
+            <w:tcW w:type="dxa" w:w="3700"/>
           </w:tcPr>
           <w:p>
-            <w:pPr>
-              <w:spacing w:after="40"/>
-            </w:pPr>
-            <w:r/>
             <w:r>
-              <w:rPr>
-                <w:rFonts w:ascii="Aptos" w:hAnsi="Aptos"/>
-                <w:b w:val="0"/>
-                <w:color w:val="292D2A"/>
-                <w:sz w:val="16"/>
-              </w:rPr>
-              <w:t>Never animate invented data; keep textual values available.</w:t>
+              <w:t>Never animate unverified/mock statistics; keep text accessible.</w:t>
             </w:r>
           </w:p>
         </w:tc>
       </w:tr>
       <w:tr>
+        <w:trPr/>
         <w:tc>
           <w:tcPr>
-            <w:tcW w:type="dxa" w:w="3331"/>
-            <w:shd w:fill="F8F7F3"/>
+            <w:tcW w:type="dxa" w:w="2200"/>
           </w:tcPr>
           <w:p>
-            <w:pPr>
-              <w:spacing w:after="40"/>
-            </w:pPr>
-            <w:r/>
             <w:r>
-              <w:rPr>
-                <w:rFonts w:ascii="Aptos" w:hAnsi="Aptos"/>
-                <w:b w:val="0"/>
-                <w:color w:val="292D2A"/>
-                <w:sz w:val="16"/>
-              </w:rPr>
-              <w:t>Task/status change</w:t>
+              <w:t>Task / Status</w:t>
             </w:r>
           </w:p>
         </w:tc>
         <w:tc>
           <w:tcPr>
-            <w:tcW w:type="dxa" w:w="3331"/>
-            <w:shd w:fill="F8F7F3"/>
+            <w:tcW w:type="dxa" w:w="3600"/>
           </w:tcPr>
           <w:p>
-            <w:pPr>
-              <w:spacing w:after="40"/>
-            </w:pPr>
-            <w:r/>
             <w:r>
-              <w:rPr>
-                <w:rFonts w:ascii="Aptos" w:hAnsi="Aptos"/>
-                <w:b w:val="0"/>
-                <w:color w:val="292D2A"/>
-                <w:sz w:val="16"/>
-              </w:rPr>
               <w:t>Subtle state transitions.</w:t>
             </w:r>
           </w:p>
         </w:tc>
         <w:tc>
           <w:tcPr>
-            <w:tcW w:type="dxa" w:w="3331"/>
-            <w:shd w:fill="F8F7F3"/>
+            <w:tcW w:type="dxa" w:w="3700"/>
           </w:tcPr>
           <w:p>
-            <w:pPr>
-              <w:spacing w:after="40"/>
-            </w:pPr>
-            <w:r/>
             <w:r>
-              <w:rPr>
-                <w:rFonts w:ascii="Aptos" w:hAnsi="Aptos"/>
-                <w:b w:val="0"/>
-                <w:color w:val="292D2A"/>
-                <w:sz w:val="16"/>
-              </w:rPr>
-              <w:t>No flashing or color-only status.</w:t>
-            </w:r>
-          </w:p>
-        </w:tc>
-      </w:tr>
-      <w:tr>
-        <w:tc>
-          <w:tcPr>
-            <w:tcW w:type="dxa" w:w="3331"/>
-          </w:tcPr>
-          <w:p>
-            <w:pPr>
-              <w:spacing w:after="40"/>
-            </w:pPr>
-            <w:r/>
-            <w:r>
-              <w:rPr>
-                <w:rFonts w:ascii="Aptos" w:hAnsi="Aptos"/>
-                <w:b w:val="0"/>
-                <w:color w:val="292D2A"/>
-                <w:sz w:val="16"/>
-              </w:rPr>
-              <w:t>Loading</w:t>
-            </w:r>
-          </w:p>
-        </w:tc>
-        <w:tc>
-          <w:tcPr>
-            <w:tcW w:type="dxa" w:w="3331"/>
-          </w:tcPr>
-          <w:p>
-            <w:pPr>
-              <w:spacing w:after="40"/>
-            </w:pPr>
-            <w:r/>
-            <w:r>
-              <w:rPr>
-                <w:rFonts w:ascii="Aptos" w:hAnsi="Aptos"/>
-                <w:b w:val="0"/>
-                <w:color w:val="292D2A"/>
-                <w:sz w:val="16"/>
-              </w:rPr>
-              <w:t>Skeletons where useful; honest waiting/error states.</w:t>
-            </w:r>
-          </w:p>
-        </w:tc>
-        <w:tc>
-          <w:tcPr>
-            <w:tcW w:type="dxa" w:w="3331"/>
-          </w:tcPr>
-          <w:p>
-            <w:pPr>
-              <w:spacing w:after="40"/>
-            </w:pPr>
-            <w:r/>
-            <w:r>
-              <w:rPr>
-                <w:rFonts w:ascii="Aptos" w:hAnsi="Aptos"/>
-                <w:b w:val="0"/>
-                <w:color w:val="292D2A"/>
-                <w:sz w:val="16"/>
-              </w:rPr>
-              <w:t>Never fake progress or successful backend actions.</w:t>
-            </w:r>
-          </w:p>
-        </w:tc>
-      </w:tr>
-      <w:tr>
-        <w:tc>
-          <w:tcPr>
-            <w:tcW w:type="dxa" w:w="3331"/>
-            <w:shd w:fill="F8F7F3"/>
-          </w:tcPr>
-          <w:p>
-            <w:pPr>
-              <w:spacing w:after="40"/>
-            </w:pPr>
-            <w:r/>
-            <w:r>
-              <w:rPr>
-                <w:rFonts w:ascii="Aptos" w:hAnsi="Aptos"/>
-                <w:b w:val="0"/>
-                <w:color w:val="292D2A"/>
-                <w:sz w:val="16"/>
-              </w:rPr>
-              <w:t>Page transition</w:t>
-            </w:r>
-          </w:p>
-        </w:tc>
-        <w:tc>
-          <w:tcPr>
-            <w:tcW w:type="dxa" w:w="3331"/>
-            <w:shd w:fill="F8F7F3"/>
-          </w:tcPr>
-          <w:p>
-            <w:pPr>
-              <w:spacing w:after="40"/>
-            </w:pPr>
-            <w:r/>
-            <w:r>
-              <w:rPr>
-                <w:rFonts w:ascii="Aptos" w:hAnsi="Aptos"/>
-                <w:b w:val="0"/>
-                <w:color w:val="292D2A"/>
-                <w:sz w:val="16"/>
-              </w:rPr>
-              <w:t>Brief fade/position continuity if routing supports it.</w:t>
-            </w:r>
-          </w:p>
-        </w:tc>
-        <w:tc>
-          <w:tcPr>
-            <w:tcW w:type="dxa" w:w="3331"/>
-            <w:shd w:fill="F8F7F3"/>
-          </w:tcPr>
-          <w:p>
-            <w:pPr>
-              <w:spacing w:after="40"/>
-            </w:pPr>
-            <w:r/>
-            <w:r>
-              <w:rPr>
-                <w:rFonts w:ascii="Aptos" w:hAnsi="Aptos"/>
-                <w:b w:val="0"/>
-                <w:color w:val="292D2A"/>
-                <w:sz w:val="16"/>
-              </w:rPr>
-              <w:t>Preserve browser back/forward and do not delay interaction.</w:t>
+              <w:t>No flashing; never rely on color alone for status.</w:t>
             </w:r>
           </w:p>
         </w:tc>
       </w:tr>
     </w:tbl>
-    <w:p/>
     <w:p>
       <w:pPr>
         <w:pStyle w:val="Heading1"/>
@@ -1527,64 +913,33 @@
     <w:p>
       <w:pPr>
         <w:pStyle w:val="ListBullet"/>
-        <w:spacing w:after="40"/>
       </w:pPr>
       <w:r>
-        <w:t>Use a consistent motion vocabulary rather than a different effect on every element.</w:t>
+        <w:t>Duration vocabulary: micro 120-200ms; drawer/modal 180-280ms; editorial reveals 350-650ms.</w:t>
       </w:r>
     </w:p>
     <w:p>
       <w:pPr>
         <w:pStyle w:val="ListBullet"/>
-        <w:spacing w:after="40"/>
       </w:pPr>
       <w:r>
-        <w:t>Suggested durations: micro 120–200 ms; drawer/modal 180–280 ms; editorial reveals 350–650 ms, then tune in device testing.</w:t>
+        <w:t>Hardware acceleration: prefer opacity and transform properties; avoid layout recalculations.</w:t>
       </w:r>
     </w:p>
     <w:p>
       <w:pPr>
         <w:pStyle w:val="ListBullet"/>
-        <w:spacing w:after="40"/>
       </w:pPr>
       <w:r>
-        <w:t>Prefer opacity/transform; avoid expensive repeated layout/paint.</w:t>
+        <w:t>Respect prefers-reduced-motion: replace transitions with simple fades or instant cuts.</w:t>
       </w:r>
     </w:p>
     <w:p>
       <w:pPr>
         <w:pStyle w:val="ListBullet"/>
-        <w:spacing w:after="40"/>
       </w:pPr>
       <w:r>
-        <w:t>Respect reduced-motion preferences; replace movement with simple fades or immediate state changes.</w:t>
-      </w:r>
-    </w:p>
-    <w:p>
-      <w:pPr>
-        <w:pStyle w:val="ListBullet"/>
-        <w:spacing w:after="40"/>
-      </w:pPr>
-      <w:r>
-        <w:t>No scroll-jacking, forced intro, cursor-following decoration, auto-playing audio or blocking preloaders.</w:t>
-      </w:r>
-    </w:p>
-    <w:p>
-      <w:pPr>
-        <w:pStyle w:val="ListBullet"/>
-        <w:spacing w:after="40"/>
-      </w:pPr>
-      <w:r>
-        <w:t>Carousel has pause, previous/next, indicators, keyboard support and readable slide labels.</w:t>
-      </w:r>
-    </w:p>
-    <w:p>
-      <w:pPr>
-        <w:pStyle w:val="ListBullet"/>
-        <w:spacing w:after="40"/>
-      </w:pPr>
-      <w:r>
-        <w:t>Test on mid-range mobile devices and slower networks.</w:t>
+        <w:t>Prohibitions: no scroll-jacking, forced video intros, cursor-following effects or autoplaying audio.</w:t>
       </w:r>
     </w:p>
     <w:p>
@@ -1600,29 +955,22 @@
         <w:tblStyle w:val="TableGrid"/>
         <w:tblW w:type="auto" w:w="0"/>
         <w:jc w:val="center"/>
-        <w:tblLook w:firstColumn="1" w:firstRow="1" w:lastColumn="0" w:lastRow="0" w:noHBand="0" w:noVBand="1" w:val="04A0"/>
+        <w:tblLook w:firstRow="1" w:lastRow="0" w:firstColumn="1" w:lastColumn="0" w:noHBand="0" w:noVBand="1" w:val="04A0"/>
       </w:tblPr>
       <w:tblGrid>
-        <w:gridCol w:w="4997"/>
-        <w:gridCol w:w="4997"/>
+        <w:gridCol w:w="3000"/>
+        <w:gridCol w:w="6500"/>
       </w:tblGrid>
       <w:tr>
+        <w:trPr/>
         <w:tc>
           <w:tcPr>
-            <w:tcW w:type="dxa" w:w="4997"/>
-            <w:shd w:fill="1A3C29"/>
+            <w:tcW w:type="dxa" w:w="3000"/>
           </w:tcPr>
           <w:p>
-            <w:pPr>
-              <w:spacing w:after="40"/>
-            </w:pPr>
-            <w:r/>
             <w:r>
               <w:rPr>
-                <w:rFonts w:ascii="Aptos" w:hAnsi="Aptos"/>
                 <w:b/>
-                <w:color w:val="FFFFFF"/>
-                <w:sz w:val="16"/>
               </w:rPr>
               <w:t>Dashboard</w:t>
             </w:r>
@@ -1630,242 +978,203 @@
         </w:tc>
         <w:tc>
           <w:tcPr>
-            <w:tcW w:type="dxa" w:w="4997"/>
-            <w:shd w:fill="1A3C29"/>
+            <w:tcW w:type="dxa" w:w="6500"/>
           </w:tcPr>
           <w:p>
-            <w:pPr>
-              <w:spacing w:after="40"/>
-            </w:pPr>
-            <w:r/>
             <w:r>
               <w:rPr>
-                <w:rFonts w:ascii="Aptos" w:hAnsi="Aptos"/>
                 <w:b/>
-                <w:color w:val="FFFFFF"/>
-                <w:sz w:val="16"/>
               </w:rPr>
-              <w:t>Layout/content</w:t>
+              <w:t>Layout &amp; Content Focus</w:t>
             </w:r>
           </w:p>
         </w:tc>
       </w:tr>
       <w:tr>
+        <w:trPr/>
         <w:tc>
           <w:tcPr>
-            <w:tcW w:type="dxa" w:w="4997"/>
-            <w:shd w:fill="F8F7F3"/>
+            <w:tcW w:type="dxa" w:w="3000"/>
           </w:tcPr>
           <w:p>
-            <w:pPr>
-              <w:spacing w:after="40"/>
-            </w:pPr>
-            <w:r/>
             <w:r>
-              <w:rPr>
-                <w:rFonts w:ascii="Aptos" w:hAnsi="Aptos"/>
-                <w:b w:val="0"/>
-                <w:color w:val="292D2A"/>
-                <w:sz w:val="16"/>
-              </w:rPr>
               <w:t>Website Admin</w:t>
             </w:r>
           </w:p>
         </w:tc>
         <w:tc>
           <w:tcPr>
-            <w:tcW w:type="dxa" w:w="4997"/>
-            <w:shd w:fill="F8F7F3"/>
+            <w:tcW w:type="dxa" w:w="6500"/>
           </w:tcPr>
           <w:p>
-            <w:pPr>
-              <w:spacing w:after="40"/>
-            </w:pPr>
-            <w:r/>
             <w:r>
-              <w:rPr>
-                <w:rFonts w:ascii="Aptos" w:hAnsi="Aptos"/>
-                <w:b w:val="0"/>
-                <w:color w:val="292D2A"/>
-                <w:sz w:val="16"/>
-              </w:rPr>
-              <w:t>Overview of drafts, pending review, recent publishing and quick actions; visual homepage editor, preview and version history.</w:t>
+              <w:t>Overview of page drafts, preview, publishing queue, MY Bharat section content, team profile manager and version history.</w:t>
             </w:r>
           </w:p>
         </w:tc>
       </w:tr>
       <w:tr>
+        <w:trPr/>
         <w:tc>
           <w:tcPr>
-            <w:tcW w:type="dxa" w:w="4997"/>
+            <w:tcW w:type="dxa" w:w="3000"/>
           </w:tcPr>
           <w:p>
-            <w:pPr>
-              <w:spacing w:after="40"/>
-            </w:pPr>
-            <w:r/>
             <w:r>
-              <w:rPr>
-                <w:rFonts w:ascii="Aptos" w:hAnsi="Aptos"/>
-                <w:b w:val="0"/>
-                <w:color w:val="292D2A"/>
-                <w:sz w:val="16"/>
-              </w:rPr>
               <w:t>Operations Admin</w:t>
             </w:r>
           </w:p>
         </w:tc>
         <w:tc>
           <w:tcPr>
-            <w:tcW w:type="dxa" w:w="4997"/>
+            <w:tcW w:type="dxa" w:w="6500"/>
           </w:tcPr>
           <w:p>
-            <w:pPr>
-              <w:spacing w:after="40"/>
-            </w:pPr>
-            <w:r/>
             <w:r>
-              <w:rPr>
-                <w:rFonts w:ascii="Aptos" w:hAnsi="Aptos"/>
-                <w:b w:val="0"/>
-                <w:color w:val="292D2A"/>
-                <w:sz w:val="16"/>
-              </w:rPr>
-              <w:t>Pending applications, upcoming events, capacity issues, attendance tasks, support requests and recent audit activity.</w:t>
+              <w:t>Multi-track application review (NSS &amp; Both), event capacity monitors, manual attendance log, NSS hour audit.</w:t>
             </w:r>
           </w:p>
         </w:tc>
       </w:tr>
       <w:tr>
+        <w:trPr/>
         <w:tc>
           <w:tcPr>
-            <w:tcW w:type="dxa" w:w="4997"/>
-            <w:shd w:fill="F8F7F3"/>
+            <w:tcW w:type="dxa" w:w="3000"/>
           </w:tcPr>
           <w:p>
-            <w:pPr>
-              <w:spacing w:after="40"/>
-            </w:pPr>
-            <w:r/>
             <w:r>
-              <w:rPr>
-                <w:rFonts w:ascii="Aptos" w:hAnsi="Aptos"/>
-                <w:b w:val="0"/>
-                <w:color w:val="292D2A"/>
-                <w:sz w:val="16"/>
-              </w:rPr>
-              <w:t>Core Team</w:t>
+              <w:t>MY Bharat Coordinator (Proposed)</w:t>
             </w:r>
           </w:p>
         </w:tc>
         <w:tc>
           <w:tcPr>
-            <w:tcW w:type="dxa" w:w="4997"/>
-            <w:shd w:fill="F8F7F3"/>
+            <w:tcW w:type="dxa" w:w="6500"/>
           </w:tcPr>
           <w:p>
-            <w:pPr>
-              <w:spacing w:after="40"/>
-            </w:pPr>
-            <w:r/>
             <w:r>
-              <w:rPr>
-                <w:rFonts w:ascii="Aptos" w:hAnsi="Aptos"/>
-                <w:b w:val="0"/>
-                <w:color w:val="292D2A"/>
-                <w:sz w:val="16"/>
-              </w:rPr>
-              <w:t>Assigned tasks, deadlines, proposals, report submissions, meetings and role-scoped actions.</w:t>
+              <w:t>MY Bharat application queue, cell event management, attendance sheets and cell youth reports.</w:t>
             </w:r>
           </w:p>
         </w:tc>
       </w:tr>
       <w:tr>
+        <w:trPr/>
         <w:tc>
           <w:tcPr>
-            <w:tcW w:type="dxa" w:w="4997"/>
+            <w:tcW w:type="dxa" w:w="3000"/>
           </w:tcPr>
           <w:p>
-            <w:pPr>
-              <w:spacing w:after="40"/>
-            </w:pPr>
-            <w:r/>
             <w:r>
-              <w:rPr>
-                <w:rFonts w:ascii="Aptos" w:hAnsi="Aptos"/>
-                <w:b w:val="0"/>
-                <w:color w:val="292D2A"/>
-                <w:sz w:val="16"/>
-              </w:rPr>
-              <w:t>Volunteer</w:t>
+              <w:t>Faculty / PO Reviewer (Proposed)</w:t>
             </w:r>
           </w:p>
         </w:tc>
         <w:tc>
           <w:tcPr>
-            <w:tcW w:type="dxa" w:w="4997"/>
+            <w:tcW w:type="dxa" w:w="6500"/>
           </w:tcPr>
           <w:p>
-            <w:pPr>
-              <w:spacing w:after="40"/>
-            </w:pPr>
-            <w:r/>
             <w:r>
-              <w:rPr>
-                <w:rFonts w:ascii="Aptos" w:hAnsi="Aptos"/>
-                <w:b w:val="0"/>
-                <w:color w:val="292D2A"/>
-                <w:sz w:val="16"/>
-              </w:rPr>
-              <w:t>Mobile-first view of upcoming events, registrations, attendance, service-hour progress, notices, resources and certificates.</w:t>
+              <w:t>High-level audit: Joint event review, dual-track application validation, certificate eligibility sign-offs.</w:t>
+            </w:r>
+          </w:p>
+        </w:tc>
+      </w:tr>
+      <w:tr>
+        <w:trPr/>
+        <w:tc>
+          <w:tcPr>
+            <w:tcW w:type="dxa" w:w="3000"/>
+          </w:tcPr>
+          <w:p>
+            <w:r>
+              <w:t>Core Team (28 Members)</w:t>
+            </w:r>
+          </w:p>
+        </w:tc>
+        <w:tc>
+          <w:tcPr>
+            <w:tcW w:type="dxa" w:w="6500"/>
+          </w:tcPr>
+          <w:p>
+            <w:r>
+              <w:t>Assigned operational tasks, event proposals, draft reports and photo upload forms.</w:t>
+            </w:r>
+          </w:p>
+        </w:tc>
+      </w:tr>
+      <w:tr>
+        <w:trPr/>
+        <w:tc>
+          <w:tcPr>
+            <w:tcW w:type="dxa" w:w="3000"/>
+          </w:tcPr>
+          <w:p>
+            <w:r>
+              <w:t>Volunteer Portal</w:t>
+            </w:r>
+          </w:p>
+        </w:tc>
+        <w:tc>
+          <w:tcPr>
+            <w:tcW w:type="dxa" w:w="6500"/>
+          </w:tcPr>
+          <w:p>
+            <w:r>
+              <w:t>Mobile-first view: track affiliation, upcoming events, separate hour breakdown (NSS vs Bharat), support and personal certificates.</w:t>
             </w:r>
           </w:p>
         </w:tc>
       </w:tr>
     </w:tbl>
-    <w:p/>
     <w:p>
       <w:pPr>
         <w:pStyle w:val="Heading1"/>
       </w:pPr>
       <w:r>
-        <w:t>7. Forms and feedback</w:t>
+        <w:t>7. Forms and feedback standards</w:t>
       </w:r>
     </w:p>
     <w:p>
       <w:pPr>
         <w:pStyle w:val="ListBullet"/>
-        <w:spacing w:after="40"/>
       </w:pPr>
       <w:r>
-        <w:t>Every form has labels, required-field guidance, inline validation and clear server errors.</w:t>
+        <w:t>Registration form: clear track selector (NSS only, MY Bharat only, Both) with descriptive expectation copy.</w:t>
       </w:r>
     </w:p>
     <w:p>
       <w:pPr>
         <w:pStyle w:val="ListBullet"/>
-        <w:spacing w:after="40"/>
       </w:pPr>
       <w:r>
-        <w:t>Provide loading, empty, error, success, permission-denied and registration-closed states.</w:t>
+        <w:t>Explicit banner: 'Volunteer registration is closed during development.'</w:t>
       </w:r>
     </w:p>
     <w:p>
       <w:pPr>
         <w:pStyle w:val="ListBullet"/>
-        <w:spacing w:after="40"/>
       </w:pPr>
       <w:r>
-        <w:t>Show confirmation only after server success; destructive actions require clear confirmation.</w:t>
+        <w:t>Every form includes visible labels, inline validation, and server error messages.</w:t>
       </w:r>
     </w:p>
     <w:p>
       <w:pPr>
         <w:pStyle w:val="ListBullet"/>
-        <w:spacing w:after="40"/>
       </w:pPr>
       <w:r>
-        <w:t>Use text/icons as well as color for status. Never show secrets or internal error stacks.</w:t>
+        <w:t>Destructive actions require explicit confirmation modals.</w:t>
+      </w:r>
+    </w:p>
+    <w:p>
+      <w:pPr>
+        <w:pStyle w:val="ListBullet"/>
+      </w:pPr>
+      <w:r>
+        <w:t>Never expose database error stacks or internal identifiers.</w:t>
       </w:r>
     </w:p>
     <w:p>
@@ -1873,61 +1182,39 @@
         <w:pStyle w:val="Heading1"/>
       </w:pPr>
       <w:r>
-        <w:t>8. Accessibility and responsive behavior</w:t>
+        <w:t>8. Accessibility and responsive standards</w:t>
       </w:r>
     </w:p>
     <w:p>
       <w:pPr>
         <w:pStyle w:val="ListBullet"/>
-        <w:spacing w:after="40"/>
       </w:pPr>
       <w:r>
-        <w:t>Target WCAG 2.2 AA and verify with automated/manual testing.</w:t>
+        <w:t>Target: WCAG 2.2 AA compliance across all public pages and private portals.</w:t>
       </w:r>
     </w:p>
     <w:p>
       <w:pPr>
         <w:pStyle w:val="ListBullet"/>
-        <w:spacing w:after="40"/>
       </w:pPr>
       <w:r>
-        <w:t>Keyboard navigation, visible focus, logical focus order, semantic headings and accessible form labels.</w:t>
+        <w:t>Contrast: strict contrast ratios for Charcoal text (#292D2A) and Forest Green (#1A3C29) on Warm Ivory (#F5F1E8).</w:t>
       </w:r>
     </w:p>
     <w:p>
       <w:pPr>
         <w:pStyle w:val="ListBullet"/>
-        <w:spacing w:after="40"/>
       </w:pPr>
       <w:r>
-        <w:t>Verify contrast for text, buttons, badges and muted text.</w:t>
+        <w:t>Keyboard navigation: visible 2px focus ring; logical tab ordering; no mouse-only actions.</w:t>
       </w:r>
     </w:p>
     <w:p>
       <w:pPr>
         <w:pStyle w:val="ListBullet"/>
-        <w:spacing w:after="40"/>
       </w:pPr>
       <w:r>
-        <w:t>Test mobile through desktop; no hover-only behavior.</w:t>
-      </w:r>
-    </w:p>
-    <w:p>
-      <w:pPr>
-        <w:pStyle w:val="ListBullet"/>
-        <w:spacing w:after="40"/>
-      </w:pPr>
-      <w:r>
-        <w:t>Inner-page Back returns to previous in-site page where possible; direct-load fallback; no Back on homepage.</w:t>
-      </w:r>
-    </w:p>
-    <w:p>
-      <w:pPr>
-        <w:pStyle w:val="ListBullet"/>
-        <w:spacing w:after="40"/>
-      </w:pPr>
-      <w:r>
-        <w:t>Informative images need meaningful alt text; decorative images should not be announced redundantly.</w:t>
+        <w:t>Mobile touch targets: minimum 44x44 px for all buttons and interactive elements.</w:t>
       </w:r>
     </w:p>
     <w:p>
@@ -1935,53 +1222,33 @@
         <w:pStyle w:val="Heading1"/>
       </w:pPr>
       <w:r>
-        <w:t>9. Photography and acceptance</w:t>
+        <w:t>9. Photography policy and authenticity</w:t>
       </w:r>
     </w:p>
     <w:p>
       <w:pPr>
         <w:pStyle w:val="ListBullet"/>
-        <w:spacing w:after="40"/>
       </w:pPr>
       <w:r>
-        <w:t>Use only authentic, approved NSS images; consent for identifiable people.</w:t>
+        <w:t>Only authentic, approved photographs of NSS VIIT (A) and campus youth activities are permitted.</w:t>
       </w:r>
     </w:p>
     <w:p>
       <w:pPr>
         <w:pStyle w:val="ListBullet"/>
-        <w:spacing w:after="40"/>
       </w:pPr>
       <w:r>
-        <w:t>Unapproved media remains private; captions and album metadata supported.</w:t>
+        <w:t>Identifiable individuals require recorded photo consent references.</w:t>
       </w:r>
     </w:p>
     <w:p>
       <w:pPr>
         <w:pStyle w:val="ListBullet"/>
-        <w:spacing w:after="40"/>
       </w:pPr>
       <w:r>
-        <w:t>No generated/fabricated photos presented as real NSS activities.</w:t>
+        <w:t>Never use AI-generated images or stock photos depicting fabricated events or team members.</w:t>
       </w:r>
     </w:p>
-    <w:p>
-      <w:pPr>
-        <w:pStyle w:val="ListBullet"/>
-        <w:spacing w:after="40"/>
-      </w:pPr>
-      <w:r>
-        <w:t>Acceptance: smooth mobile motion, correct reduced-motion behavior, working drawer controls, no sticky-header/image layout shifts, keyboard/contrast checks and truthful loading/error states.</w:t>
-      </w:r>
-    </w:p>
-    <w:sectPr>
-      <w:headerReference w:type="default" r:id="rId9"/>
-      <w:footerReference w:type="default" r:id="rId10"/>
-      <w:pgSz w:w="12240" w:h="15840"/>
-      <w:pgMar w:top="1008" w:right="1123" w:bottom="1008" w:left="1123" w:header="720" w:footer="720" w:gutter="0"/>
-      <w:cols w:space="720"/>
-      <w:docGrid w:linePitch="360"/>
-    </w:sectPr>
   </w:body>
 </w:document>
 </file>
